--- a/提交材料/04_参考文献与数据依据.docx
+++ b/提交材料/04_参考文献与数据依据.docx
@@ -193,92 +193,92 @@
         <w:keepNext/>
       </w:pPr>
       <w:r>
-        <w:t xml:space="preserve">企业与平台资料</w:t>
-      </w:r>
-    </w:p>
-    <w:p>
-      <w:r>
-        <w:t xml:space="preserve"/>
-      </w:r>
-    </w:p>
-    <w:p>
-      <w:pPr>
-        <w:pStyle w:val="ListParagraph"/>
-        <w:numPr>
-          <w:ilvl w:val="0"/>
-          <w:numId w:val="2"/>
-        </w:numPr>
-      </w:pPr>
-      <w:r>
-        <w:t xml:space="preserve">新华网，《赛力斯超级工厂树立行业标杆 以智能制造加速发展新质生产力》，https://www.xinhuanet.com/auto/20241218/569552f0399148ffb6172ba69f530ff3/c.html。</w:t>
-      </w:r>
-    </w:p>
-    <w:p>
-      <w:r>
-        <w:t xml:space="preserve"/>
-      </w:r>
-    </w:p>
-    <w:p>
-      <w:pPr>
-        <w:pStyle w:val="ListParagraph"/>
-        <w:numPr>
-          <w:ilvl w:val="0"/>
-          <w:numId w:val="2"/>
-        </w:numPr>
-      </w:pPr>
-      <w:r>
-        <w:t xml:space="preserve">华为企业业务，《解码赛力斯超级工厂智慧园区，共启“智”造新时代》，https://e.huawei.com/cn/case-studies/solutions/campus/202509-seres。</w:t>
-      </w:r>
-    </w:p>
-    <w:p>
-      <w:r>
-        <w:t xml:space="preserve"/>
-      </w:r>
-    </w:p>
-    <w:p>
-      <w:pPr>
-        <w:pStyle w:val="ListParagraph"/>
-        <w:numPr>
-          <w:ilvl w:val="0"/>
-          <w:numId w:val="2"/>
-        </w:numPr>
-      </w:pPr>
-      <w:r>
-        <w:t xml:space="preserve">飞书开放平台，多维表格记录接口，https://open.feishu.cn/document/server-docs/docs/bitable-v1/app-table-record/create?lang=zh-CN。</w:t>
-      </w:r>
-    </w:p>
-    <w:p>
-      <w:r>
-        <w:t xml:space="preserve"/>
-      </w:r>
-    </w:p>
-    <w:p>
-      <w:pPr>
-        <w:pStyle w:val="ListParagraph"/>
-        <w:numPr>
-          <w:ilvl w:val="0"/>
-          <w:numId w:val="2"/>
-        </w:numPr>
-      </w:pPr>
-      <w:r>
-        <w:t xml:space="preserve">飞书开放平台，自定义机器人使用指南，https://open.feishu.cn/document/client-docs/bot-v3/add-custom-bot?lang=zh-CN。</w:t>
-      </w:r>
-    </w:p>
-    <w:p>
-      <w:r>
-        <w:t xml:space="preserve"/>
-      </w:r>
-    </w:p>
-    <w:p>
-      <w:pPr>
-        <w:pStyle w:val="ListParagraph"/>
-        <w:numPr>
-          <w:ilvl w:val="0"/>
-          <w:numId w:val="2"/>
-        </w:numPr>
-      </w:pPr>
-      <w:r>
-        <w:t xml:space="preserve">飞书帮助中心，飞书Aily，https://www.feishu.cn/hc/zh-CN/articles/790732948604-%E5%BF%AB%E9%80%9F%E4%BA%86%E8%A7%A3%E9%A3%9E%E4%B9%A6-aily。</w:t>
+        <w:t xml:space="preserve">一、企业与平台公开资料</w:t>
+      </w:r>
+    </w:p>
+    <w:p>
+      <w:r>
+        <w:t xml:space="preserve"/>
+      </w:r>
+    </w:p>
+    <w:p>
+      <w:pPr>
+        <w:pStyle w:val="ListParagraph"/>
+        <w:numPr>
+          <w:ilvl w:val="0"/>
+          <w:numId w:val="2"/>
+        </w:numPr>
+      </w:pPr>
+      <w:r>
+        <w:t xml:space="preserve">新华网，《赛力斯超级工厂树立行业标杆 以智能制造加速发展新质生产力》，https://www.xinhuanet.com/auto/20241218/569552f0399148ffb6172ba69f530ff3/c.html。用于支撑赛力斯超级工厂全价值链质量数据、异常特征提取、控线、异常设备定位和一车一档等设计依据。</w:t>
+      </w:r>
+    </w:p>
+    <w:p>
+      <w:r>
+        <w:t xml:space="preserve"/>
+      </w:r>
+    </w:p>
+    <w:p>
+      <w:pPr>
+        <w:pStyle w:val="ListParagraph"/>
+        <w:numPr>
+          <w:ilvl w:val="0"/>
+          <w:numId w:val="2"/>
+        </w:numPr>
+      </w:pPr>
+      <w:r>
+        <w:t xml:space="preserve">华为企业业务，《解码赛力斯超级工厂智慧园区，共启“智”造新时代》，https://e.huawei.com/cn/case-studies/solutions/campus/202509-seres。用于支撑AI、联接、计算、存储、云、数字能源、AIoT检测、数字班组和全过程质量数据采集背景。</w:t>
+      </w:r>
+    </w:p>
+    <w:p>
+      <w:r>
+        <w:t xml:space="preserve"/>
+      </w:r>
+    </w:p>
+    <w:p>
+      <w:pPr>
+        <w:pStyle w:val="ListParagraph"/>
+        <w:numPr>
+          <w:ilvl w:val="0"/>
+          <w:numId w:val="2"/>
+        </w:numPr>
+      </w:pPr>
+      <w:r>
+        <w:t xml:space="preserve">飞书开放平台，多维表格记录接口，https://open.feishu.cn/document/server-docs/docs/bitable-v1/app-table-record/create?lang=zh-CN。用于支撑质量事件、处置任务和复盘记录写入多维表格。</w:t>
+      </w:r>
+    </w:p>
+    <w:p>
+      <w:r>
+        <w:t xml:space="preserve"/>
+      </w:r>
+    </w:p>
+    <w:p>
+      <w:pPr>
+        <w:pStyle w:val="ListParagraph"/>
+        <w:numPr>
+          <w:ilvl w:val="0"/>
+          <w:numId w:val="2"/>
+        </w:numPr>
+      </w:pPr>
+      <w:r>
+        <w:t xml:space="preserve">飞书开放平台，自定义机器人使用指南，https://open.feishu.cn/document/client-docs/bot-v3/add-custom-bot?lang=zh-CN。用于支撑P1/P2风险卡片、班组群通知和处置提醒。</w:t>
+      </w:r>
+    </w:p>
+    <w:p>
+      <w:r>
+        <w:t xml:space="preserve"/>
+      </w:r>
+    </w:p>
+    <w:p>
+      <w:pPr>
+        <w:pStyle w:val="ListParagraph"/>
+        <w:numPr>
+          <w:ilvl w:val="0"/>
+          <w:numId w:val="2"/>
+        </w:numPr>
+      </w:pPr>
+      <w:r>
+        <w:t xml:space="preserve">飞书帮助中心，飞书Aily，https://www.feishu.cn/hc/zh-CN/articles/790732948604-%E5%BF%AB%E9%80%9F%E4%BA%86%E8%A7%A3%E9%A3%9E%E4%B9%A6-aily。用于支撑企业内部智能应用入口、自然语言查询和工作流连接。</w:t>
       </w:r>
     </w:p>
     <w:p>
@@ -292,75 +292,75 @@
         <w:keepNext/>
       </w:pPr>
       <w:r>
-        <w:t xml:space="preserve">技术资料</w:t>
-      </w:r>
-    </w:p>
-    <w:p>
-      <w:r>
-        <w:t xml:space="preserve"/>
-      </w:r>
-    </w:p>
-    <w:p>
-      <w:pPr>
-        <w:pStyle w:val="ListParagraph"/>
-        <w:numPr>
-          <w:ilvl w:val="0"/>
-          <w:numId w:val="2"/>
-        </w:numPr>
-      </w:pPr>
-      <w:r>
-        <w:t xml:space="preserve">Interactive and Intelligent Root Cause Analysis in Manufacturing Processes，https://arxiv.org/pdf/2402.00043。</w:t>
-      </w:r>
-    </w:p>
-    <w:p>
-      <w:r>
-        <w:t xml:space="preserve"/>
-      </w:r>
-    </w:p>
-    <w:p>
-      <w:pPr>
-        <w:pStyle w:val="ListParagraph"/>
-        <w:numPr>
-          <w:ilvl w:val="0"/>
-          <w:numId w:val="2"/>
-        </w:numPr>
-      </w:pPr>
-      <w:r>
-        <w:t xml:space="preserve">Document GraphRAG: Knowledge Graph Enhanced Retrieval Augmented Generation for Document Question Answering Within the Manufacturing Domain，https://www.mdpi.com/2079-9292/14/11/2102。</w:t>
-      </w:r>
-    </w:p>
-    <w:p>
-      <w:r>
-        <w:t xml:space="preserve"/>
-      </w:r>
-    </w:p>
-    <w:p>
-      <w:pPr>
-        <w:pStyle w:val="ListParagraph"/>
-        <w:numPr>
-          <w:ilvl w:val="0"/>
-          <w:numId w:val="2"/>
-        </w:numPr>
-      </w:pPr>
-      <w:r>
-        <w:t xml:space="preserve">Knowledge Graph Construction towards a Graph RAG-Enhanced Intelligent Maintenance Chatbot，https://ceur-ws.org/Vol-4064/SKGi-paper3.pdf。</w:t>
-      </w:r>
-    </w:p>
-    <w:p>
-      <w:r>
-        <w:t xml:space="preserve"/>
-      </w:r>
-    </w:p>
-    <w:p>
-      <w:pPr>
-        <w:pStyle w:val="ListParagraph"/>
-        <w:numPr>
-          <w:ilvl w:val="0"/>
-          <w:numId w:val="2"/>
-        </w:numPr>
-      </w:pPr>
-      <w:r>
-        <w:t xml:space="preserve">An Intelligent Quality Control Method for Manufacturing Processes Based on a Human-Cyber-Physical Knowledge Graph，https://www.engineering.org.cn/engi/EN/10.1016/j.eng.2024.03.022。</w:t>
+        <w:t xml:space="preserve">二、技术资料</w:t>
+      </w:r>
+    </w:p>
+    <w:p>
+      <w:r>
+        <w:t xml:space="preserve"/>
+      </w:r>
+    </w:p>
+    <w:p>
+      <w:pPr>
+        <w:pStyle w:val="ListParagraph"/>
+        <w:numPr>
+          <w:ilvl w:val="0"/>
+          <w:numId w:val="2"/>
+        </w:numPr>
+      </w:pPr>
+      <w:r>
+        <w:t xml:space="preserve">Interactive and Intelligent Root Cause Analysis in Manufacturing Processes，https://arxiv.org/pdf/2402.00043。用于参考电动汽车制造根因分析、制造知识图谱、因果贝叶斯网络和专家交互反馈机制。</w:t>
+      </w:r>
+    </w:p>
+    <w:p>
+      <w:r>
+        <w:t xml:space="preserve"/>
+      </w:r>
+    </w:p>
+    <w:p>
+      <w:pPr>
+        <w:pStyle w:val="ListParagraph"/>
+        <w:numPr>
+          <w:ilvl w:val="0"/>
+          <w:numId w:val="2"/>
+        </w:numPr>
+      </w:pPr>
+      <w:r>
+        <w:t xml:space="preserve">Document GraphRAG: Knowledge Graph Enhanced Retrieval Augmented Generation for Document Question Answering Within the Manufacturing Domain，https://www.mdpi.com/2079-9292/14/11/2102。用于支撑制造领域GraphRAG比普通文本检索更适合多跳关系推理。</w:t>
+      </w:r>
+    </w:p>
+    <w:p>
+      <w:r>
+        <w:t xml:space="preserve"/>
+      </w:r>
+    </w:p>
+    <w:p>
+      <w:pPr>
+        <w:pStyle w:val="ListParagraph"/>
+        <w:numPr>
+          <w:ilvl w:val="0"/>
+          <w:numId w:val="2"/>
+        </w:numPr>
+      </w:pPr>
+      <w:r>
+        <w:t xml:space="preserve">Knowledge Graph Construction towards a Graph RAG-Enhanced Intelligent Maintenance Chatbot，https://ceur-ws.org/Vol-4064/SKGi-paper3.pdf。用于参考维护知识图谱、规则构建和GraphRAG增强的设备维护问答。</w:t>
+      </w:r>
+    </w:p>
+    <w:p>
+      <w:r>
+        <w:t xml:space="preserve"/>
+      </w:r>
+    </w:p>
+    <w:p>
+      <w:pPr>
+        <w:pStyle w:val="ListParagraph"/>
+        <w:numPr>
+          <w:ilvl w:val="0"/>
+          <w:numId w:val="2"/>
+        </w:numPr>
+      </w:pPr>
+      <w:r>
+        <w:t xml:space="preserve">An Intelligent Quality Control Method for Manufacturing Processes Based on a Human-Cyber-Physical Knowledge Graph，https://www.engineering.org.cn/engi/EN/10.1016/j.eng.2024.03.022。用于参考人-信息-物理系统质量知识图谱、本体构建和质量辅助决策方法。</w:t>
       </w:r>
     </w:p>
     <w:p>
@@ -374,7 +374,7 @@
         <w:keepNext/>
       </w:pPr>
       <w:r>
-        <w:t xml:space="preserve">数据说明</w:t>
+        <w:t xml:space="preserve">三、样例数据说明</w:t>
       </w:r>
     </w:p>
     <w:p>
@@ -387,7 +387,7 @@
         <w:pStyle w:val="BodyText"/>
       </w:pPr>
       <w:r>
-        <w:t xml:space="preserve">项目数据为面向命题构建的工况样例，用于呈现设备参数异常、质量风险推理、飞书协同任务和知识回写流程。字段结构按真实智能制造系统常见对象设计，可扩展接入MES、QMS、SCADA、PLC、视觉检测、设备点检与飞书企业应用。</w:t>
+        <w:t xml:space="preserve">项目中的工况数据为面向命题构建的仿真样例，字段结构按真实智能制造系统常见对象设计，包括设备、工位、参数、阈值、报警、质量风险、VIN或零件范围、历史案例、处置任务和飞书记录。样例数据不声称来自企业内部系统，主要用于验证方案架构、交互流程和闭环逻辑。</w:t>
       </w:r>
     </w:p>
     <w:sectPr>

--- a/提交材料/04_参考文献与数据依据.docx
+++ b/提交材料/04_参考文献与数据依据.docx
@@ -244,6 +244,23 @@
         </w:numPr>
       </w:pPr>
       <w:r>
+        <w:t xml:space="preserve">华为数字能源，《赛力斯超级工厂的“超级大脑”》，https://digitalpower.huawei.com/cn/cases/data-center-facility/seres-factory-smart-modular-data-center。用于支撑关键生产环节提前预警、监测追溯、质量数据自动采集和底盘螺丝AI检测效率提升案例。</w:t>
+      </w:r>
+    </w:p>
+    <w:p>
+      <w:r>
+        <w:t xml:space="preserve"/>
+      </w:r>
+    </w:p>
+    <w:p>
+      <w:pPr>
+        <w:pStyle w:val="ListParagraph"/>
+        <w:numPr>
+          <w:ilvl w:val="0"/>
+          <w:numId w:val="2"/>
+        </w:numPr>
+      </w:pPr>
+      <w:r>
         <w:t xml:space="preserve">飞书开放平台，多维表格记录接口，https://open.feishu.cn/document/server-docs/docs/bitable-v1/app-table-record/create?lang=zh-CN。用于支撑质量事件、处置任务和复盘记录写入多维表格。</w:t>
       </w:r>
     </w:p>
@@ -262,6 +279,23 @@
       </w:pPr>
       <w:r>
         <w:t xml:space="preserve">飞书开放平台，自定义机器人使用指南，https://open.feishu.cn/document/client-docs/bot-v3/add-custom-bot?lang=zh-CN。用于支撑P1/P2风险卡片、班组群通知和处置提醒。</w:t>
+      </w:r>
+    </w:p>
+    <w:p>
+      <w:r>
+        <w:t xml:space="preserve"/>
+      </w:r>
+    </w:p>
+    <w:p>
+      <w:pPr>
+        <w:pStyle w:val="ListParagraph"/>
+        <w:numPr>
+          <w:ilvl w:val="0"/>
+          <w:numId w:val="2"/>
+        </w:numPr>
+      </w:pPr>
+      <w:r>
+        <w:t xml:space="preserve">飞书智能伙伴Aily自定义触发器，https://www.feishu.cn/content/x7vl16zz。用于支撑通过Webhook触发Aily技能、把企业系统事件转入智能处理流程。</w:t>
       </w:r>
     </w:p>
     <w:p>
@@ -361,6 +395,74 @@
       </w:pPr>
       <w:r>
         <w:t xml:space="preserve">An Intelligent Quality Control Method for Manufacturing Processes Based on a Human-Cyber-Physical Knowledge Graph，https://www.engineering.org.cn/engi/EN/10.1016/j.eng.2024.03.022。用于参考人-信息-物理系统质量知识图谱、本体构建和质量辅助决策方法。</w:t>
+      </w:r>
+    </w:p>
+    <w:p>
+      <w:r>
+        <w:t xml:space="preserve"/>
+      </w:r>
+    </w:p>
+    <w:p>
+      <w:pPr>
+        <w:pStyle w:val="ListParagraph"/>
+        <w:numPr>
+          <w:ilvl w:val="0"/>
+          <w:numId w:val="2"/>
+        </w:numPr>
+      </w:pPr>
+      <w:r>
+        <w:t xml:space="preserve">Data-driven and Knowledge-based Predictive Maintenance Method for Industrial Robots，https://www.sciencedirect.com/science/article/abs/pii/S095741742301638X。用于参考新能源车焊装机器人预测性维护中“数据驱动+知识图谱”的设备健康建模思路。</w:t>
+      </w:r>
+    </w:p>
+    <w:p>
+      <w:r>
+        <w:t xml:space="preserve"/>
+      </w:r>
+    </w:p>
+    <w:p>
+      <w:pPr>
+        <w:pStyle w:val="ListParagraph"/>
+        <w:numPr>
+          <w:ilvl w:val="0"/>
+          <w:numId w:val="2"/>
+        </w:numPr>
+      </w:pPr>
+      <w:r>
+        <w:t xml:space="preserve">Root Cause Analysis in Industrial Manufacturing: A Scoping Review of Current Research，https://www.mdpi.com/2504-4494/8/6/277。用于补充制造根因分析中数据驱动与知识驱动方法的研究现状。</w:t>
+      </w:r>
+    </w:p>
+    <w:p>
+      <w:r>
+        <w:t xml:space="preserve"/>
+      </w:r>
+    </w:p>
+    <w:p>
+      <w:pPr>
+        <w:pStyle w:val="ListParagraph"/>
+        <w:numPr>
+          <w:ilvl w:val="0"/>
+          <w:numId w:val="2"/>
+        </w:numPr>
+      </w:pPr>
+      <w:r>
+        <w:t xml:space="preserve">ProQ-KG: Integrated Cyber-Physical Production System Knowledge Graph for Quality Issue Analysis，https://www.semantic-web-journal.net/system/files/swj4020.pdf。用于参考PPR与FMEA融合本体，支撑产品、过程、资源和失效模式统一建模。</w:t>
+      </w:r>
+    </w:p>
+    <w:p>
+      <w:r>
+        <w:t xml:space="preserve"/>
+      </w:r>
+    </w:p>
+    <w:p>
+      <w:pPr>
+        <w:pStyle w:val="ListParagraph"/>
+        <w:numPr>
+          <w:ilvl w:val="0"/>
+          <w:numId w:val="2"/>
+        </w:numPr>
+      </w:pPr>
+      <w:r>
+        <w:t xml:space="preserve">Making knowledge graphs work for smart manufacturing，https://www.sciencedirect.com/science/article/pii/S0278612524001572。用于参考知识图谱在智能制造中从关系表达走向实际应用的关键问题。</w:t>
       </w:r>
     </w:p>
     <w:p>

--- a/提交材料/04_参考文献与数据依据.docx
+++ b/提交材料/04_参考文献与数据依据.docx
@@ -193,126 +193,33 @@
         <w:keepNext/>
       </w:pPr>
       <w:r>
-        <w:t xml:space="preserve">一、企业与平台公开资料</w:t>
-      </w:r>
-    </w:p>
-    <w:p>
-      <w:r>
-        <w:t xml:space="preserve"/>
-      </w:r>
-    </w:p>
-    <w:p>
-      <w:pPr>
-        <w:pStyle w:val="ListParagraph"/>
-        <w:numPr>
-          <w:ilvl w:val="0"/>
-          <w:numId w:val="2"/>
-        </w:numPr>
-      </w:pPr>
-      <w:r>
-        <w:t xml:space="preserve">新华网，《赛力斯超级工厂树立行业标杆 以智能制造加速发展新质生产力》，https://www.xinhuanet.com/auto/20241218/569552f0399148ffb6172ba69f530ff3/c.html。用于支撑赛力斯超级工厂全价值链质量数据、异常特征提取、控线、异常设备定位和一车一档等设计依据。</w:t>
-      </w:r>
-    </w:p>
-    <w:p>
-      <w:r>
-        <w:t xml:space="preserve"/>
-      </w:r>
-    </w:p>
-    <w:p>
-      <w:pPr>
-        <w:pStyle w:val="ListParagraph"/>
-        <w:numPr>
-          <w:ilvl w:val="0"/>
-          <w:numId w:val="2"/>
-        </w:numPr>
-      </w:pPr>
-      <w:r>
-        <w:t xml:space="preserve">华为企业业务，《解码赛力斯超级工厂智慧园区，共启“智”造新时代》，https://e.huawei.com/cn/case-studies/solutions/campus/202509-seres。用于支撑AI、联接、计算、存储、云、数字能源、AIoT检测、数字班组和全过程质量数据采集背景。</w:t>
-      </w:r>
-    </w:p>
-    <w:p>
-      <w:r>
-        <w:t xml:space="preserve"/>
-      </w:r>
-    </w:p>
-    <w:p>
-      <w:pPr>
-        <w:pStyle w:val="ListParagraph"/>
-        <w:numPr>
-          <w:ilvl w:val="0"/>
-          <w:numId w:val="2"/>
-        </w:numPr>
-      </w:pPr>
-      <w:r>
-        <w:t xml:space="preserve">华为数字能源，《赛力斯超级工厂的“超级大脑”》，https://digitalpower.huawei.com/cn/cases/data-center-facility/seres-factory-smart-modular-data-center。用于支撑关键生产环节提前预警、监测追溯、质量数据自动采集和底盘螺丝AI检测效率提升案例。</w:t>
-      </w:r>
-    </w:p>
-    <w:p>
-      <w:r>
-        <w:t xml:space="preserve"/>
-      </w:r>
-    </w:p>
-    <w:p>
-      <w:pPr>
-        <w:pStyle w:val="ListParagraph"/>
-        <w:numPr>
-          <w:ilvl w:val="0"/>
-          <w:numId w:val="2"/>
-        </w:numPr>
-      </w:pPr>
-      <w:r>
-        <w:t xml:space="preserve">飞书开放平台，多维表格记录接口，https://open.feishu.cn/document/server-docs/docs/bitable-v1/app-table-record/create?lang=zh-CN。用于支撑质量事件、处置任务和复盘记录写入多维表格。</w:t>
-      </w:r>
-    </w:p>
-    <w:p>
-      <w:r>
-        <w:t xml:space="preserve"/>
-      </w:r>
-    </w:p>
-    <w:p>
-      <w:pPr>
-        <w:pStyle w:val="ListParagraph"/>
-        <w:numPr>
-          <w:ilvl w:val="0"/>
-          <w:numId w:val="2"/>
-        </w:numPr>
-      </w:pPr>
-      <w:r>
-        <w:t xml:space="preserve">飞书开放平台，自定义机器人使用指南，https://open.feishu.cn/document/client-docs/bot-v3/add-custom-bot?lang=zh-CN。用于支撑P1/P2风险卡片、班组群通知和处置提醒。</w:t>
-      </w:r>
-    </w:p>
-    <w:p>
-      <w:r>
-        <w:t xml:space="preserve"/>
-      </w:r>
-    </w:p>
-    <w:p>
-      <w:pPr>
-        <w:pStyle w:val="ListParagraph"/>
-        <w:numPr>
-          <w:ilvl w:val="0"/>
-          <w:numId w:val="2"/>
-        </w:numPr>
-      </w:pPr>
-      <w:r>
-        <w:t xml:space="preserve">飞书智能伙伴Aily自定义触发器，https://www.feishu.cn/content/x7vl16zz。用于支撑通过Webhook触发Aily技能、把企业系统事件转入智能处理流程。</w:t>
-      </w:r>
-    </w:p>
-    <w:p>
-      <w:r>
-        <w:t xml:space="preserve"/>
-      </w:r>
-    </w:p>
-    <w:p>
-      <w:pPr>
-        <w:pStyle w:val="ListParagraph"/>
-        <w:numPr>
-          <w:ilvl w:val="0"/>
-          <w:numId w:val="2"/>
-        </w:numPr>
-      </w:pPr>
-      <w:r>
-        <w:t xml:space="preserve">飞书帮助中心，飞书Aily，https://www.feishu.cn/hc/zh-CN/articles/790732948604-%E5%BF%AB%E9%80%9F%E4%BA%86%E8%A7%A3%E9%A3%9E%E4%B9%A6-aily。用于支撑企业内部智能应用入口、自然语言查询和工作流连接。</w:t>
+        <w:t xml:space="preserve">一、企业业务依据</w:t>
+      </w:r>
+    </w:p>
+    <w:p>
+      <w:r>
+        <w:t xml:space="preserve"/>
+      </w:r>
+    </w:p>
+    <w:p>
+      <w:pPr>
+        <w:pStyle w:val="BodyText"/>
+      </w:pPr>
+      <w:r>
+        <w:t xml:space="preserve">赛力斯集团2024年年度报告提出持续推进“产业大脑+超级工厂”引领的智能制造2.0建设，并披露大模型技术赋能研发、生产、销售和服务全链路。2025年半年度报告进一步披露数字孪生、人工智能、大数据和物联网的融合，以及关键生产工序、焊点质量和整车静态质量自动化检测能力。2024年ESG报告说明公司构建全生命周期质量管控机制，使用AI监测、虚拟调试和数字孪生，并建立“一件一档、一车一档”追溯机制。</w:t>
+      </w:r>
+    </w:p>
+    <w:p>
+      <w:r>
+        <w:t xml:space="preserve"/>
+      </w:r>
+    </w:p>
+    <w:p>
+      <w:pPr>
+        <w:pStyle w:val="BodyText"/>
+      </w:pPr>
+      <w:r>
+        <w:t xml:space="preserve">上述资料表明，赛力斯已有高质量数据采集与追溯基础。本方案不重复建设数据看板，而是补齐从异常信号到证据推理、责任任务、关闭验证和知识回写的主动质量风险层。</w:t>
       </w:r>
     </w:p>
     <w:p>
@@ -326,143 +233,20 @@
         <w:keepNext/>
       </w:pPr>
       <w:r>
-        <w:t xml:space="preserve">二、技术资料</w:t>
-      </w:r>
-    </w:p>
-    <w:p>
-      <w:r>
-        <w:t xml:space="preserve"/>
-      </w:r>
-    </w:p>
-    <w:p>
-      <w:pPr>
-        <w:pStyle w:val="ListParagraph"/>
-        <w:numPr>
-          <w:ilvl w:val="0"/>
-          <w:numId w:val="2"/>
-        </w:numPr>
-      </w:pPr>
-      <w:r>
-        <w:t xml:space="preserve">Interactive and Intelligent Root Cause Analysis in Manufacturing Processes，https://arxiv.org/pdf/2402.00043。用于参考电动汽车制造根因分析、制造知识图谱、因果贝叶斯网络和专家交互反馈机制。</w:t>
-      </w:r>
-    </w:p>
-    <w:p>
-      <w:r>
-        <w:t xml:space="preserve"/>
-      </w:r>
-    </w:p>
-    <w:p>
-      <w:pPr>
-        <w:pStyle w:val="ListParagraph"/>
-        <w:numPr>
-          <w:ilvl w:val="0"/>
-          <w:numId w:val="2"/>
-        </w:numPr>
-      </w:pPr>
-      <w:r>
-        <w:t xml:space="preserve">Document GraphRAG: Knowledge Graph Enhanced Retrieval Augmented Generation for Document Question Answering Within the Manufacturing Domain，https://www.mdpi.com/2079-9292/14/11/2102。用于支撑制造领域GraphRAG比普通文本检索更适合多跳关系推理。</w:t>
-      </w:r>
-    </w:p>
-    <w:p>
-      <w:r>
-        <w:t xml:space="preserve"/>
-      </w:r>
-    </w:p>
-    <w:p>
-      <w:pPr>
-        <w:pStyle w:val="ListParagraph"/>
-        <w:numPr>
-          <w:ilvl w:val="0"/>
-          <w:numId w:val="2"/>
-        </w:numPr>
-      </w:pPr>
-      <w:r>
-        <w:t xml:space="preserve">Knowledge Graph Construction towards a Graph RAG-Enhanced Intelligent Maintenance Chatbot，https://ceur-ws.org/Vol-4064/SKGi-paper3.pdf。用于参考维护知识图谱、规则构建和GraphRAG增强的设备维护问答。</w:t>
-      </w:r>
-    </w:p>
-    <w:p>
-      <w:r>
-        <w:t xml:space="preserve"/>
-      </w:r>
-    </w:p>
-    <w:p>
-      <w:pPr>
-        <w:pStyle w:val="ListParagraph"/>
-        <w:numPr>
-          <w:ilvl w:val="0"/>
-          <w:numId w:val="2"/>
-        </w:numPr>
-      </w:pPr>
-      <w:r>
-        <w:t xml:space="preserve">An Intelligent Quality Control Method for Manufacturing Processes Based on a Human-Cyber-Physical Knowledge Graph，https://www.engineering.org.cn/engi/EN/10.1016/j.eng.2024.03.022。用于参考人-信息-物理系统质量知识图谱、本体构建和质量辅助决策方法。</w:t>
-      </w:r>
-    </w:p>
-    <w:p>
-      <w:r>
-        <w:t xml:space="preserve"/>
-      </w:r>
-    </w:p>
-    <w:p>
-      <w:pPr>
-        <w:pStyle w:val="ListParagraph"/>
-        <w:numPr>
-          <w:ilvl w:val="0"/>
-          <w:numId w:val="2"/>
-        </w:numPr>
-      </w:pPr>
-      <w:r>
-        <w:t xml:space="preserve">Data-driven and Knowledge-based Predictive Maintenance Method for Industrial Robots，https://www.sciencedirect.com/science/article/abs/pii/S095741742301638X。用于参考新能源车焊装机器人预测性维护中“数据驱动+知识图谱”的设备健康建模思路。</w:t>
-      </w:r>
-    </w:p>
-    <w:p>
-      <w:r>
-        <w:t xml:space="preserve"/>
-      </w:r>
-    </w:p>
-    <w:p>
-      <w:pPr>
-        <w:pStyle w:val="ListParagraph"/>
-        <w:numPr>
-          <w:ilvl w:val="0"/>
-          <w:numId w:val="2"/>
-        </w:numPr>
-      </w:pPr>
-      <w:r>
-        <w:t xml:space="preserve">Root Cause Analysis in Industrial Manufacturing: A Scoping Review of Current Research，https://www.mdpi.com/2504-4494/8/6/277。用于补充制造根因分析中数据驱动与知识驱动方法的研究现状。</w:t>
-      </w:r>
-    </w:p>
-    <w:p>
-      <w:r>
-        <w:t xml:space="preserve"/>
-      </w:r>
-    </w:p>
-    <w:p>
-      <w:pPr>
-        <w:pStyle w:val="ListParagraph"/>
-        <w:numPr>
-          <w:ilvl w:val="0"/>
-          <w:numId w:val="2"/>
-        </w:numPr>
-      </w:pPr>
-      <w:r>
-        <w:t xml:space="preserve">ProQ-KG: Integrated Cyber-Physical Production System Knowledge Graph for Quality Issue Analysis，https://www.semantic-web-journal.net/system/files/swj4020.pdf。用于参考PPR与FMEA融合本体，支撑产品、过程、资源和失效模式统一建模。</w:t>
-      </w:r>
-    </w:p>
-    <w:p>
-      <w:r>
-        <w:t xml:space="preserve"/>
-      </w:r>
-    </w:p>
-    <w:p>
-      <w:pPr>
-        <w:pStyle w:val="ListParagraph"/>
-        <w:numPr>
-          <w:ilvl w:val="0"/>
-          <w:numId w:val="2"/>
-        </w:numPr>
-      </w:pPr>
-      <w:r>
-        <w:t xml:space="preserve">Making knowledge graphs work for smart manufacturing，https://www.sciencedirect.com/science/article/pii/S0278612524001572。用于参考知识图谱在智能制造中从关系表达走向实际应用的关键问题。</w:t>
+        <w:t xml:space="preserve">二、技术研究依据</w:t>
+      </w:r>
+    </w:p>
+    <w:p>
+      <w:r>
+        <w:t xml:space="preserve"/>
+      </w:r>
+    </w:p>
+    <w:p>
+      <w:pPr>
+        <w:pStyle w:val="BodyText"/>
+      </w:pPr>
+      <w:r>
+        <w:t xml:space="preserve">Wehner等针对电动车制造根因分析提出知识图谱、因果贝叶斯网络和专家反馈结合的方法，说明专家知识能缩小因果搜索空间并减少伪因果。Root-KGD将工业数据特征与设备、物流等实体结合，用知识图谱定位根因并提供物理实体解释。Document GraphRAG通过文档结构图和语义连接改善制造领域检索精度。ProQ-KG统一产品、过程、资源和FMEA知识，并在汽车工业伙伴案例中验证跨角色质量问题分析价值。Xu和Dang则从历史质量问题解决数据中挖掘因果知识，为复盘知识回写提供方法依据。</w:t>
       </w:r>
     </w:p>
     <w:p>
@@ -476,7 +260,7 @@
         <w:keepNext/>
       </w:pPr>
       <w:r>
-        <w:t xml:space="preserve">三、样例数据说明</w:t>
+        <w:t xml:space="preserve">三、质量管理与可信AI依据</w:t>
       </w:r>
     </w:p>
     <w:p>
@@ -489,7 +273,178 @@
         <w:pStyle w:val="BodyText"/>
       </w:pPr>
       <w:r>
-        <w:t xml:space="preserve">项目中的工况数据为面向命题构建的仿真样例，字段结构按真实智能制造系统常见对象设计，包括设备、工位、参数、阈值、报警、质量风险、VIN或零件范围、历史案例、处置任务和飞书记录。样例数据不声称来自企业内部系统，主要用于验证方案架构、交互流程和闭环逻辑。</w:t>
+        <w:t xml:space="preserve">ISO 9001强调过程方法、风险思维、监视测量、形成文件的信息和持续改进。本方案据此把每次异常组织为包含风险、措施、验证、责任和回写的闭环。NIST AI RMF要求明确人机角色、监督机制、文档和审计，本方案据此设置P1人工确认、低置信降级、数据缺失停派和全链路审计。</w:t>
+      </w:r>
+    </w:p>
+    <w:p>
+      <w:r>
+        <w:t xml:space="preserve"/>
+      </w:r>
+    </w:p>
+    <w:p>
+      <w:pPr>
+        <w:pStyle w:val="Heading1"/>
+        <w:keepNext/>
+      </w:pPr>
+      <w:r>
+        <w:t xml:space="preserve">四、飞书能力依据</w:t>
+      </w:r>
+    </w:p>
+    <w:p>
+      <w:r>
+        <w:t xml:space="preserve"/>
+      </w:r>
+    </w:p>
+    <w:p>
+      <w:pPr>
+        <w:pStyle w:val="BodyText"/>
+      </w:pPr>
+      <w:r>
+        <w:t xml:space="preserve">飞书开放平台多维表格支持表、字段、记录、视图、仪表盘、角色权限和自动化流程；任务v2支持负责人、关注人、子任务、评论、附件和幂等调用；消息卡片支持按钮、选择器和回传交互；文档OpenAPI支持创建和编辑结构化文档；任务与消息事件支持状态监听。由此形成“Base台账—卡片通知—任务执行—文档复盘—事件回写”的执行织网。</w:t>
+      </w:r>
+    </w:p>
+    <w:p>
+      <w:r>
+        <w:t xml:space="preserve"/>
+      </w:r>
+    </w:p>
+    <w:p>
+      <w:pPr>
+        <w:pStyle w:val="Heading1"/>
+        <w:keepNext/>
+      </w:pPr>
+      <w:r>
+        <w:t xml:space="preserve">五、参考文献</w:t>
+      </w:r>
+    </w:p>
+    <w:p>
+      <w:r>
+        <w:t xml:space="preserve"/>
+      </w:r>
+    </w:p>
+    <w:p>
+      <w:pPr>
+        <w:pStyle w:val="ListParagraph"/>
+      </w:pPr>
+      <w:r>
+        <w:t xml:space="preserve">1. 赛力斯集团股份有限公司. 2024年年度报告[EB/OL]. 2025-04-01. https://cdn-web.seres.cn/uploads/20250401/5cb4a1a9711d4df2daabb14d964625a0.pdf.</w:t>
+      </w:r>
+    </w:p>
+    <w:p>
+      <w:pPr>
+        <w:pStyle w:val="ListParagraph"/>
+      </w:pPr>
+      <w:r>
+        <w:t xml:space="preserve">2. 赛力斯集团股份有限公司. 2025年半年度报告[EB/OL]. 2025-09-02. https://cdn-web.seres.cn/uploads/20250902/16d86a4ef54310af944762148f4e9c3a.pdf.</w:t>
+      </w:r>
+    </w:p>
+    <w:p>
+      <w:pPr>
+        <w:pStyle w:val="ListParagraph"/>
+      </w:pPr>
+      <w:r>
+        <w:t xml:space="preserve">3. 赛力斯集团股份有限公司. 2024年环境、社会及管治报告[EB/OL]. 2025-04-01. https://cdn-web.seres.cn/uploads/20250401/527578cbe5eb235154a0b049fa778022.pdf.</w:t>
+      </w:r>
+    </w:p>
+    <w:p>
+      <w:pPr>
+        <w:pStyle w:val="ListParagraph"/>
+      </w:pPr>
+      <w:r>
+        <w:t xml:space="preserve">4. ISO. ISO 9001 explained: Quality management systems[EB/OL]. https://www.iso.org/home/insights-news/resources/iso-9001-explained.html.</w:t>
+      </w:r>
+    </w:p>
+    <w:p>
+      <w:pPr>
+        <w:pStyle w:val="ListParagraph"/>
+      </w:pPr>
+      <w:r>
+        <w:t xml:space="preserve">5. National Institute of Standards and Technology. Artificial Intelligence Risk Management Framework 1.0[R]. NIST AI 100-1, 2023. https://doi.org/10.6028/NIST.AI.100-1.</w:t>
+      </w:r>
+    </w:p>
+    <w:p>
+      <w:pPr>
+        <w:pStyle w:val="ListParagraph"/>
+      </w:pPr>
+      <w:r>
+        <w:t xml:space="preserve">6. Wehner C, Kertel M, Wewerka J, et al. Interactive and Intelligent Root Cause Analysis in Manufacturing with Causal Bayesian Networks and Knowledge Graphs[EB/OL]. arXiv:2402.00043, 2024. https://arxiv.org/abs/2402.00043.</w:t>
+      </w:r>
+    </w:p>
+    <w:p>
+      <w:pPr>
+        <w:pStyle w:val="ListParagraph"/>
+      </w:pPr>
+      <w:r>
+        <w:t xml:space="preserve">7. Chen J, Qian J, Zhang X, et al. Root-KGD: A Novel Framework for Root Cause Diagnosis Based on Knowledge Graph and Industrial Data[EB/OL]. arXiv:2406.13664, 2024. https://arxiv.org/abs/2406.13664.</w:t>
+      </w:r>
+    </w:p>
+    <w:p>
+      <w:pPr>
+        <w:pStyle w:val="ListParagraph"/>
+      </w:pPr>
+      <w:r>
+        <w:t xml:space="preserve">8. Knollmeyer S, Caymazer O, Grossmann D. Document GraphRAG: Knowledge Graph Enhanced Retrieval Augmented Generation for Document Question Answering Within the Manufacturing Domain[J]. Electronics, 2025, 14(11):2102. https://doi.org/10.3390/electronics14112102.</w:t>
+      </w:r>
+    </w:p>
+    <w:p>
+      <w:pPr>
+        <w:pStyle w:val="ListParagraph"/>
+      </w:pPr>
+      <w:r>
+        <w:t xml:space="preserve">9. Kurniawan K, Kropatschek S, Kiesling E, et al. ProQ-KG: Integrated Cyber-Physical Production System Knowledge Graph for Quality Issue Analysis[EB/OL]. 2025. https://papers.ssrn.com/sol3/papers.cfm?abstract_id=5273075.</w:t>
+      </w:r>
+    </w:p>
+    <w:p>
+      <w:pPr>
+        <w:pStyle w:val="ListParagraph"/>
+      </w:pPr>
+      <w:r>
+        <w:t xml:space="preserve">10. Xu Z, Dang Y. Data-driven causal knowledge graph construction for root cause analysis in quality problem solving[J]. International Journal of Production Research, 2023, 61(14):4693-4711. https://doi.org/10.1080/00207543.2022.2137597.</w:t>
+      </w:r>
+    </w:p>
+    <w:p>
+      <w:pPr>
+        <w:pStyle w:val="ListParagraph"/>
+      </w:pPr>
+      <w:r>
+        <w:t xml:space="preserve">11. 飞书开放平台. 多维表格概述[EB/OL]. https://open.feishu.cn/document/server-docs/docs/bitable-v1/bitable-overview?lang=zh-CN.</w:t>
+      </w:r>
+    </w:p>
+    <w:p>
+      <w:pPr>
+        <w:pStyle w:val="ListParagraph"/>
+      </w:pPr>
+      <w:r>
+        <w:t xml:space="preserve">12. 飞书开放平台. 任务v2概述[EB/OL]. https://open.feishu.cn/document/task-v2/overview.</w:t>
+      </w:r>
+    </w:p>
+    <w:p>
+      <w:pPr>
+        <w:pStyle w:val="ListParagraph"/>
+      </w:pPr>
+      <w:r>
+        <w:t xml:space="preserve">13. 飞书开放平台. 配置卡片交互[EB/OL]. https://open.feishu.cn/document/common-capabilities/message-card/add-card-interaction/interaction-module.</w:t>
+      </w:r>
+    </w:p>
+    <w:p>
+      <w:pPr>
+        <w:pStyle w:val="ListParagraph"/>
+      </w:pPr>
+      <w:r>
+        <w:t xml:space="preserve">14. 飞书开放平台. 文档OpenAPI概述[EB/OL]. https://open.feishu.cn/document/server-docs/docs/docs/docx-v1/docx-overview.</w:t>
+      </w:r>
+    </w:p>
+    <w:p>
+      <w:r>
+        <w:t xml:space="preserve"/>
+      </w:r>
+    </w:p>
+    <w:p>
+      <w:pPr>
+        <w:pStyle w:val="BodyText"/>
+      </w:pPr>
+      <w:r>
+        <w:t xml:space="preserve">结构化参考目录保存在`data/reference_catalog.json`，每条来源标注其在方案中的使用位置。企业公开数字只作为场景依据，仿真参数不声称来自赛力斯真实产线。</w:t>
       </w:r>
     </w:p>
     <w:sectPr>
@@ -563,7 +518,7 @@
       <w:b/>
       <w:sz w:val="36"/>
       <w:szCs w:val="36"/>
-      <w:color w:val="0B2545"/>
+      <w:color w:val="171C22"/>
     </w:rPr>
   </w:style>
   <w:style w:type="paragraph" w:styleId="Subtitle">
@@ -589,7 +544,7 @@
       <w:b/>
       <w:sz w:val="32"/>
       <w:szCs w:val="32"/>
-      <w:color w:val="2E74B5"/>
+      <w:color w:val="9E1B32"/>
     </w:rPr>
   </w:style>
   <w:style w:type="paragraph" w:styleId="Heading2">
@@ -603,7 +558,7 @@
       <w:b/>
       <w:sz w:val="26"/>
       <w:szCs w:val="26"/>
-      <w:color w:val="2E74B5"/>
+      <w:color w:val="34424F"/>
     </w:rPr>
   </w:style>
   <w:style w:type="paragraph" w:styleId="BodyText">

--- a/提交材料/04_参考文献与数据依据.docx
+++ b/提交材料/04_参考文献与数据依据.docx
@@ -246,7 +246,7 @@
         <w:pStyle w:val="BodyText"/>
       </w:pPr>
       <w:r>
-        <w:t xml:space="preserve">Wehner等针对电动车制造根因分析提出知识图谱、因果贝叶斯网络和专家反馈结合的方法，说明专家知识能缩小因果搜索空间并减少伪因果。Root-KGD将工业数据特征与设备、物流等实体结合，用知识图谱定位根因并提供物理实体解释。Document GraphRAG通过文档结构图和语义连接改善制造领域检索精度。ProQ-KG统一产品、过程、资源和FMEA知识，并在汽车工业伙伴案例中验证跨角色质量问题分析价值。Xu和Dang则从历史质量问题解决数据中挖掘因果知识，为复盘知识回写提供方法依据。</w:t>
+        <w:t xml:space="preserve">Wehner等针对电动车制造根因分析提出知识图谱、因果贝叶斯网络和专家反馈结合的方法，说明专家知识能缩小因果搜索空间并减少伪因果。Root-KGD将工业数据特征与设备、物流等实体结合，用知识图谱定位根因并提供物理实体解释。Fraunhofer研究进一步将异常检测、时间有效因果图和反事实干预组合，使候选根因具有可验证、可证伪路径。制造问题求解GraphRAG研究把在线异常检测、FMEA贝叶斯网络、历史8D图谱和混合检索串联，为本方案的“发现—推理—行动”提供技术依据。Document GraphRAG和ProQ-KG分别支撑制造文档结构检索及产品—过程—资源—FMEA统一建模。</w:t>
       </w:r>
     </w:p>
     <w:p>
@@ -324,7 +324,7 @@
     </w:p>
     <w:p>
       <w:pPr>
-        <w:pStyle w:val="ListParagraph"/>
+        <w:pStyle w:val="ReferenceList"/>
       </w:pPr>
       <w:r>
         <w:t xml:space="preserve">1. 赛力斯集团股份有限公司. 2024年年度报告[EB/OL]. 2025-04-01. https://cdn-web.seres.cn/uploads/20250401/5cb4a1a9711d4df2daabb14d964625a0.pdf.</w:t>
@@ -332,7 +332,7 @@
     </w:p>
     <w:p>
       <w:pPr>
-        <w:pStyle w:val="ListParagraph"/>
+        <w:pStyle w:val="ReferenceList"/>
       </w:pPr>
       <w:r>
         <w:t xml:space="preserve">2. 赛力斯集团股份有限公司. 2025年半年度报告[EB/OL]. 2025-09-02. https://cdn-web.seres.cn/uploads/20250902/16d86a4ef54310af944762148f4e9c3a.pdf.</w:t>
@@ -340,7 +340,7 @@
     </w:p>
     <w:p>
       <w:pPr>
-        <w:pStyle w:val="ListParagraph"/>
+        <w:pStyle w:val="ReferenceList"/>
       </w:pPr>
       <w:r>
         <w:t xml:space="preserve">3. 赛力斯集团股份有限公司. 2024年环境、社会及管治报告[EB/OL]. 2025-04-01. https://cdn-web.seres.cn/uploads/20250401/527578cbe5eb235154a0b049fa778022.pdf.</w:t>
@@ -348,7 +348,7 @@
     </w:p>
     <w:p>
       <w:pPr>
-        <w:pStyle w:val="ListParagraph"/>
+        <w:pStyle w:val="ReferenceList"/>
       </w:pPr>
       <w:r>
         <w:t xml:space="preserve">4. ISO. ISO 9001 explained: Quality management systems[EB/OL]. https://www.iso.org/home/insights-news/resources/iso-9001-explained.html.</w:t>
@@ -356,7 +356,7 @@
     </w:p>
     <w:p>
       <w:pPr>
-        <w:pStyle w:val="ListParagraph"/>
+        <w:pStyle w:val="ReferenceList"/>
       </w:pPr>
       <w:r>
         <w:t xml:space="preserve">5. National Institute of Standards and Technology. Artificial Intelligence Risk Management Framework 1.0[R]. NIST AI 100-1, 2023. https://doi.org/10.6028/NIST.AI.100-1.</w:t>
@@ -364,7 +364,7 @@
     </w:p>
     <w:p>
       <w:pPr>
-        <w:pStyle w:val="ListParagraph"/>
+        <w:pStyle w:val="ReferenceList"/>
       </w:pPr>
       <w:r>
         <w:t xml:space="preserve">6. Wehner C, Kertel M, Wewerka J, et al. Interactive and Intelligent Root Cause Analysis in Manufacturing with Causal Bayesian Networks and Knowledge Graphs[EB/OL]. arXiv:2402.00043, 2024. https://arxiv.org/abs/2402.00043.</w:t>
@@ -372,7 +372,7 @@
     </w:p>
     <w:p>
       <w:pPr>
-        <w:pStyle w:val="ListParagraph"/>
+        <w:pStyle w:val="ReferenceList"/>
       </w:pPr>
       <w:r>
         <w:t xml:space="preserve">7. Chen J, Qian J, Zhang X, et al. Root-KGD: A Novel Framework for Root Cause Diagnosis Based on Knowledge Graph and Industrial Data[EB/OL]. arXiv:2406.13664, 2024. https://arxiv.org/abs/2406.13664.</w:t>
@@ -380,7 +380,7 @@
     </w:p>
     <w:p>
       <w:pPr>
-        <w:pStyle w:val="ListParagraph"/>
+        <w:pStyle w:val="ReferenceList"/>
       </w:pPr>
       <w:r>
         <w:t xml:space="preserve">8. Knollmeyer S, Caymazer O, Grossmann D. Document GraphRAG: Knowledge Graph Enhanced Retrieval Augmented Generation for Document Question Answering Within the Manufacturing Domain[J]. Electronics, 2025, 14(11):2102. https://doi.org/10.3390/electronics14112102.</w:t>
@@ -388,7 +388,7 @@
     </w:p>
     <w:p>
       <w:pPr>
-        <w:pStyle w:val="ListParagraph"/>
+        <w:pStyle w:val="ReferenceList"/>
       </w:pPr>
       <w:r>
         <w:t xml:space="preserve">9. Kurniawan K, Kropatschek S, Kiesling E, et al. ProQ-KG: Integrated Cyber-Physical Production System Knowledge Graph for Quality Issue Analysis[EB/OL]. 2025. https://papers.ssrn.com/sol3/papers.cfm?abstract_id=5273075.</w:t>
@@ -396,7 +396,7 @@
     </w:p>
     <w:p>
       <w:pPr>
-        <w:pStyle w:val="ListParagraph"/>
+        <w:pStyle w:val="ReferenceList"/>
       </w:pPr>
       <w:r>
         <w:t xml:space="preserve">10. Xu Z, Dang Y. Data-driven causal knowledge graph construction for root cause analysis in quality problem solving[J]. International Journal of Production Research, 2023, 61(14):4693-4711. https://doi.org/10.1080/00207543.2022.2137597.</w:t>
@@ -404,7 +404,7 @@
     </w:p>
     <w:p>
       <w:pPr>
-        <w:pStyle w:val="ListParagraph"/>
+        <w:pStyle w:val="ReferenceList"/>
       </w:pPr>
       <w:r>
         <w:t xml:space="preserve">11. 飞书开放平台. 多维表格概述[EB/OL]. https://open.feishu.cn/document/server-docs/docs/bitable-v1/bitable-overview?lang=zh-CN.</w:t>
@@ -412,7 +412,7 @@
     </w:p>
     <w:p>
       <w:pPr>
-        <w:pStyle w:val="ListParagraph"/>
+        <w:pStyle w:val="ReferenceList"/>
       </w:pPr>
       <w:r>
         <w:t xml:space="preserve">12. 飞书开放平台. 任务v2概述[EB/OL]. https://open.feishu.cn/document/task-v2/overview.</w:t>
@@ -420,7 +420,7 @@
     </w:p>
     <w:p>
       <w:pPr>
-        <w:pStyle w:val="ListParagraph"/>
+        <w:pStyle w:val="ReferenceList"/>
       </w:pPr>
       <w:r>
         <w:t xml:space="preserve">13. 飞书开放平台. 配置卡片交互[EB/OL]. https://open.feishu.cn/document/common-capabilities/message-card/add-card-interaction/interaction-module.</w:t>
@@ -428,10 +428,34 @@
     </w:p>
     <w:p>
       <w:pPr>
-        <w:pStyle w:val="ListParagraph"/>
+        <w:pStyle w:val="ReferenceList"/>
       </w:pPr>
       <w:r>
         <w:t xml:space="preserve">14. 飞书开放平台. 文档OpenAPI概述[EB/OL]. https://open.feishu.cn/document/server-docs/docs/docs/docx-v1/docx-overview.</w:t>
+      </w:r>
+    </w:p>
+    <w:p>
+      <w:pPr>
+        <w:pStyle w:val="ReferenceList"/>
+      </w:pPr>
+      <w:r>
+        <w:t xml:space="preserve">15. Rehak J, Sommer A, Becker M, et al. Counterfactual Root Cause Analysis via Anomaly Detection and Causal Graphs[C]. IEEE INDIN, 2023. https://doi.org/10.1109/INDIN51400.2023.10218245.</w:t>
+      </w:r>
+    </w:p>
+    <w:p>
+      <w:pPr>
+        <w:pStyle w:val="ReferenceList"/>
+      </w:pPr>
+      <w:r>
+        <w:t xml:space="preserve">16. Rehak J, Youssef S, Beyerer J. Root cause analysis using anomaly detection and temporal informed causal graphs[C]. ML4CPS, 2024. https://doi.org/10.24406/publica-3069.</w:t>
+      </w:r>
+    </w:p>
+    <w:p>
+      <w:pPr>
+        <w:pStyle w:val="ReferenceList"/>
+      </w:pPr>
+      <w:r>
+        <w:t xml:space="preserve">17. Kropatschek S, et al. Retrieval-Augmented Generation using Knowledge Graphs for Manufacturing Problem-Solving[C]. 2025. https://publica.fraunhofer.de/entities/publication/3ec641f3-33db-472b-8414-a1bb9e246a10.</w:t>
       </w:r>
     </w:p>
     <w:p>
@@ -576,6 +600,20 @@
       <w:spacing w:after="120" w:line="280" w:lineRule="auto"/>
     </w:pPr>
   </w:style>
+  <w:style w:type="paragraph" w:styleId="ReferenceList">
+    <w:name w:val="Reference List"/>
+    <w:basedOn w:val="Normal"/>
+    <w:pPr>
+      <w:ind w:left="360" w:hanging="240"/>
+      <w:spacing w:after="50" w:line="220" w:lineRule="auto"/>
+    </w:pPr>
+    <w:rPr>
+      <w:rFonts w:ascii="Calibri" w:eastAsia="Microsoft YaHei" w:hAnsi="Calibri"/>
+      <w:sz w:val="18"/>
+      <w:szCs w:val="18"/>
+      <w:color w:val="172033"/>
+    </w:rPr>
+  </w:style>
   <w:style w:type="paragraph" w:styleId="SmallSpace">
     <w:name w:val="Small Space"/>
     <w:pPr>

--- a/提交材料/04_参考文献与数据依据.docx
+++ b/提交材料/04_参考文献与数据依据.docx
@@ -1,6 +1,6 @@
 
 <file path=word/document.xml><?xml version="1.0" encoding="utf-8"?>
-<w:document xmlns:w="http://schemas.openxmlformats.org/wordprocessingml/2006/main">
+<w:document xmlns:w="http://schemas.openxmlformats.org/wordprocessingml/2006/main" xmlns:r="http://schemas.openxmlformats.org/officeDocument/2006/relationships" xmlns:wp="http://schemas.openxmlformats.org/drawingml/2006/wordprocessingDrawing" xmlns:a="http://schemas.openxmlformats.org/drawingml/2006/main" xmlns:pic="http://schemas.openxmlformats.org/drawingml/2006/picture">
   <w:body>
     <w:p>
       <w:pPr>
@@ -283,6 +283,32 @@
     </w:p>
     <w:p>
       <w:pPr>
+        <w:pStyle w:val="BodyText"/>
+      </w:pPr>
+      <w:r>
+        <w:t xml:space="preserve">ISO 23247-2从制造域实体和功能实体两个视角规定数字孪生参考架构，为设备、过程、产品和应用分层建模提供依据。OPC UA for ISA-95为设备、物料、人员及企业/控制系统信息交换提供统一语义。本方案据此定义OT现场、边缘、事件、知识、Agent和协同层，并固定阻断数字员工到PLC的控制写入路径。</w:t>
+      </w:r>
+    </w:p>
+    <w:p>
+      <w:r>
+        <w:t xml:space="preserve"/>
+      </w:r>
+    </w:p>
+    <w:p>
+      <w:pPr>
+        <w:pStyle w:val="BodyText"/>
+      </w:pPr>
+      <w:r>
+        <w:t xml:space="preserve">NIST SP 800-82 Rev.3强调OT环境的可用性、安全性、网络分区、访问控制、监测与恢复。本方案据此设置OT控制区、边缘区、工业DMZ和IT应用区，只读采集、身份与序列号、数据质量隔离、模式权限、Outbox补偿和恢复演练。AIAG Control Plan与AIAG-VDA FMEA为过程功能、失效后果、失效模式、失效原因、预防/探测控制、行动优先级、反应计划和有效性验证提供汽车质量语义依据。</w:t>
+      </w:r>
+    </w:p>
+    <w:p>
+      <w:r>
+        <w:t xml:space="preserve"/>
+      </w:r>
+    </w:p>
+    <w:p>
+      <w:pPr>
         <w:pStyle w:val="Heading1"/>
         <w:keepNext/>
       </w:pPr>
@@ -456,6 +482,62 @@
       </w:pPr>
       <w:r>
         <w:t xml:space="preserve">17. Kropatschek S, et al. Retrieval-Augmented Generation using Knowledge Graphs for Manufacturing Problem-Solving[C]. 2025. https://publica.fraunhofer.de/entities/publication/3ec641f3-33db-472b-8414-a1bb9e246a10.</w:t>
+      </w:r>
+    </w:p>
+    <w:p>
+      <w:pPr>
+        <w:pStyle w:val="ReferenceList"/>
+      </w:pPr>
+      <w:r>
+        <w:t xml:space="preserve">18. ISO. ISO 23247-2:2021 Automation systems and integration - Digital twin framework for manufacturing - Part 2: Reference architecture[EB/OL]. https://www.iso.org/standard/78743.html.</w:t>
+      </w:r>
+    </w:p>
+    <w:p>
+      <w:pPr>
+        <w:pStyle w:val="ReferenceList"/>
+      </w:pPr>
+      <w:r>
+        <w:t xml:space="preserve">19. OPC Foundation. OPC Unified Architecture - Common Object Model: ISA-95[EB/OL]. https://reference.opcfoundation.org/specs/OPC-10030/4.1.</w:t>
+      </w:r>
+    </w:p>
+    <w:p>
+      <w:pPr>
+        <w:pStyle w:val="ReferenceList"/>
+      </w:pPr>
+      <w:r>
+        <w:t xml:space="preserve">20. National Institute of Standards and Technology. Guide to Operational Technology Security: NIST SP 800-82 Rev.3[EB/OL]. 2023. https://csrc.nist.gov/pubs/sp/800/82/r3/final.</w:t>
+      </w:r>
+    </w:p>
+    <w:p>
+      <w:pPr>
+        <w:pStyle w:val="ReferenceList"/>
+      </w:pPr>
+      <w:r>
+        <w:t xml:space="preserve">21. Automotive Industry Action Group. Control Plan 1st Edition[EB/OL]. https://www.aiag.org/training-and-resources/manuals/details/CP-1.</w:t>
+      </w:r>
+    </w:p>
+    <w:p>
+      <w:pPr>
+        <w:pStyle w:val="ReferenceList"/>
+      </w:pPr>
+      <w:r>
+        <w:t xml:space="preserve">22. Automotive Industry Action Group. AIAG &amp; VDA FMEA Handbook[EB/OL]. https://www.aiag.org/training-and-resources/manuals/details/FMEAAV-1.</w:t>
+      </w:r>
+    </w:p>
+    <w:p>
+      <w:pPr>
+        <w:pStyle w:val="ReferenceList"/>
+      </w:pPr>
+      <w:r>
+        <w:t xml:space="preserve">23. 飞书开放平台. 事件概述[EB/OL]. https://open.feishu.cn/document/server-docs/event-subscription-guide/overview?lang=zh-CN.</w:t>
+      </w:r>
+    </w:p>
+    <w:p>
+      <w:pPr>
+        <w:pStyle w:val="ReferenceList"/>
+      </w:pPr>
+      <w:r>
+        <w:t xml:space="preserve">24. 飞书开放平台. 多维表格记录变更事件[EB/OL]. https://open.feishu.cn/document/docs/bitable-v1/events/bitable_record_changed.</w:t>
       </w:r>
     </w:p>
     <w:p>

--- a/提交材料/04_参考文献与数据依据.docx
+++ b/提交材料/04_参考文献与数据依据.docx
@@ -206,7 +206,7 @@
         <w:pStyle w:val="BodyText"/>
       </w:pPr>
       <w:r>
-        <w:t xml:space="preserve">赛力斯集团2024年年度报告提出持续推进“产业大脑+超级工厂”引领的智能制造2.0建设，并披露大模型技术赋能研发、生产、销售和服务全链路。2025年半年度报告进一步披露数字孪生、人工智能、大数据和物联网的融合，以及关键生产工序、焊点质量和整车静态质量自动化检测能力。2024年ESG报告说明公司构建全生命周期质量管控机制，使用AI监测、虚拟调试和数字孪生，并建立“一件一档、一车一档”追溯机制。</w:t>
+        <w:t xml:space="preserve">赛力斯集团2025年年度报告披露工业AI大模型、行业首创智能连接工艺系统、36,000+质量点位全自动实时监控，以及贯通生产、质量与供应链的“信息—决策—行动”闭环。2024年年度报告提出持续推进“产业大脑+超级工厂”引领的智能制造2.0建设；2025年半年度报告进一步披露数字孪生、人工智能、大数据和物联网的融合，以及关键生产工序、焊点质量和整车静态质量自动化检测能力；2024年ESG报告说明公司建立“一件一档、一车一档”追溯机制。</w:t>
       </w:r>
     </w:p>
     <w:p>
@@ -353,191 +353,207 @@
         <w:pStyle w:val="ReferenceList"/>
       </w:pPr>
       <w:r>
-        <w:t xml:space="preserve">1. 赛力斯集团股份有限公司. 2024年年度报告[EB/OL]. 2025-04-01. https://cdn-web.seres.cn/uploads/20250401/5cb4a1a9711d4df2daabb14d964625a0.pdf.</w:t>
-      </w:r>
-    </w:p>
-    <w:p>
-      <w:pPr>
-        <w:pStyle w:val="ReferenceList"/>
-      </w:pPr>
-      <w:r>
-        <w:t xml:space="preserve">2. 赛力斯集团股份有限公司. 2025年半年度报告[EB/OL]. 2025-09-02. https://cdn-web.seres.cn/uploads/20250902/16d86a4ef54310af944762148f4e9c3a.pdf.</w:t>
-      </w:r>
-    </w:p>
-    <w:p>
-      <w:pPr>
-        <w:pStyle w:val="ReferenceList"/>
-      </w:pPr>
-      <w:r>
-        <w:t xml:space="preserve">3. 赛力斯集团股份有限公司. 2024年环境、社会及管治报告[EB/OL]. 2025-04-01. https://cdn-web.seres.cn/uploads/20250401/527578cbe5eb235154a0b049fa778022.pdf.</w:t>
-      </w:r>
-    </w:p>
-    <w:p>
-      <w:pPr>
-        <w:pStyle w:val="ReferenceList"/>
-      </w:pPr>
-      <w:r>
-        <w:t xml:space="preserve">4. ISO. ISO 9001 explained: Quality management systems[EB/OL]. https://www.iso.org/home/insights-news/resources/iso-9001-explained.html.</w:t>
-      </w:r>
-    </w:p>
-    <w:p>
-      <w:pPr>
-        <w:pStyle w:val="ReferenceList"/>
-      </w:pPr>
-      <w:r>
-        <w:t xml:space="preserve">5. National Institute of Standards and Technology. Artificial Intelligence Risk Management Framework 1.0[R]. NIST AI 100-1, 2023. https://doi.org/10.6028/NIST.AI.100-1.</w:t>
-      </w:r>
-    </w:p>
-    <w:p>
-      <w:pPr>
-        <w:pStyle w:val="ReferenceList"/>
-      </w:pPr>
-      <w:r>
-        <w:t xml:space="preserve">6. Wehner C, Kertel M, Wewerka J, et al. Interactive and Intelligent Root Cause Analysis in Manufacturing with Causal Bayesian Networks and Knowledge Graphs[EB/OL]. arXiv:2402.00043, 2024. https://arxiv.org/abs/2402.00043.</w:t>
-      </w:r>
-    </w:p>
-    <w:p>
-      <w:pPr>
-        <w:pStyle w:val="ReferenceList"/>
-      </w:pPr>
-      <w:r>
-        <w:t xml:space="preserve">7. Chen J, Qian J, Zhang X, et al. Root-KGD: A Novel Framework for Root Cause Diagnosis Based on Knowledge Graph and Industrial Data[EB/OL]. arXiv:2406.13664, 2024. https://arxiv.org/abs/2406.13664.</w:t>
-      </w:r>
-    </w:p>
-    <w:p>
-      <w:pPr>
-        <w:pStyle w:val="ReferenceList"/>
-      </w:pPr>
-      <w:r>
-        <w:t xml:space="preserve">8. Knollmeyer S, Caymazer O, Grossmann D. Document GraphRAG: Knowledge Graph Enhanced Retrieval Augmented Generation for Document Question Answering Within the Manufacturing Domain[J]. Electronics, 2025, 14(11):2102. https://doi.org/10.3390/electronics14112102.</w:t>
-      </w:r>
-    </w:p>
-    <w:p>
-      <w:pPr>
-        <w:pStyle w:val="ReferenceList"/>
-      </w:pPr>
-      <w:r>
-        <w:t xml:space="preserve">9. Kurniawan K, Kropatschek S, Kiesling E, et al. ProQ-KG: Integrated Cyber-Physical Production System Knowledge Graph for Quality Issue Analysis[EB/OL]. 2025. https://papers.ssrn.com/sol3/papers.cfm?abstract_id=5273075.</w:t>
-      </w:r>
-    </w:p>
-    <w:p>
-      <w:pPr>
-        <w:pStyle w:val="ReferenceList"/>
-      </w:pPr>
-      <w:r>
-        <w:t xml:space="preserve">10. Xu Z, Dang Y. Data-driven causal knowledge graph construction for root cause analysis in quality problem solving[J]. International Journal of Production Research, 2023, 61(14):4693-4711. https://doi.org/10.1080/00207543.2022.2137597.</w:t>
-      </w:r>
-    </w:p>
-    <w:p>
-      <w:pPr>
-        <w:pStyle w:val="ReferenceList"/>
-      </w:pPr>
-      <w:r>
-        <w:t xml:space="preserve">11. 飞书开放平台. 多维表格概述[EB/OL]. https://open.feishu.cn/document/server-docs/docs/bitable-v1/bitable-overview?lang=zh-CN.</w:t>
-      </w:r>
-    </w:p>
-    <w:p>
-      <w:pPr>
-        <w:pStyle w:val="ReferenceList"/>
-      </w:pPr>
-      <w:r>
-        <w:t xml:space="preserve">12. 飞书开放平台. 任务v2概述[EB/OL]. https://open.feishu.cn/document/task-v2/overview.</w:t>
-      </w:r>
-    </w:p>
-    <w:p>
-      <w:pPr>
-        <w:pStyle w:val="ReferenceList"/>
-      </w:pPr>
-      <w:r>
-        <w:t xml:space="preserve">13. 飞书开放平台. 配置卡片交互[EB/OL]. https://open.feishu.cn/document/common-capabilities/message-card/add-card-interaction/interaction-module.</w:t>
-      </w:r>
-    </w:p>
-    <w:p>
-      <w:pPr>
-        <w:pStyle w:val="ReferenceList"/>
-      </w:pPr>
-      <w:r>
-        <w:t xml:space="preserve">14. 飞书开放平台. 文档OpenAPI概述[EB/OL]. https://open.feishu.cn/document/server-docs/docs/docs/docx-v1/docx-overview.</w:t>
-      </w:r>
-    </w:p>
-    <w:p>
-      <w:pPr>
-        <w:pStyle w:val="ReferenceList"/>
-      </w:pPr>
-      <w:r>
-        <w:t xml:space="preserve">15. Rehak J, Sommer A, Becker M, et al. Counterfactual Root Cause Analysis via Anomaly Detection and Causal Graphs[C]. IEEE INDIN, 2023. https://doi.org/10.1109/INDIN51400.2023.10218245.</w:t>
-      </w:r>
-    </w:p>
-    <w:p>
-      <w:pPr>
-        <w:pStyle w:val="ReferenceList"/>
-      </w:pPr>
-      <w:r>
-        <w:t xml:space="preserve">16. Rehak J, Youssef S, Beyerer J. Root cause analysis using anomaly detection and temporal informed causal graphs[C]. ML4CPS, 2024. https://doi.org/10.24406/publica-3069.</w:t>
-      </w:r>
-    </w:p>
-    <w:p>
-      <w:pPr>
-        <w:pStyle w:val="ReferenceList"/>
-      </w:pPr>
-      <w:r>
-        <w:t xml:space="preserve">17. Kropatschek S, et al. Retrieval-Augmented Generation using Knowledge Graphs for Manufacturing Problem-Solving[C]. 2025. https://publica.fraunhofer.de/entities/publication/3ec641f3-33db-472b-8414-a1bb9e246a10.</w:t>
-      </w:r>
-    </w:p>
-    <w:p>
-      <w:pPr>
-        <w:pStyle w:val="ReferenceList"/>
-      </w:pPr>
-      <w:r>
-        <w:t xml:space="preserve">18. ISO. ISO 23247-2:2021 Automation systems and integration - Digital twin framework for manufacturing - Part 2: Reference architecture[EB/OL]. https://www.iso.org/standard/78743.html.</w:t>
-      </w:r>
-    </w:p>
-    <w:p>
-      <w:pPr>
-        <w:pStyle w:val="ReferenceList"/>
-      </w:pPr>
-      <w:r>
-        <w:t xml:space="preserve">19. OPC Foundation. OPC Unified Architecture - Common Object Model: ISA-95[EB/OL]. https://reference.opcfoundation.org/specs/OPC-10030/4.1.</w:t>
-      </w:r>
-    </w:p>
-    <w:p>
-      <w:pPr>
-        <w:pStyle w:val="ReferenceList"/>
-      </w:pPr>
-      <w:r>
-        <w:t xml:space="preserve">20. National Institute of Standards and Technology. Guide to Operational Technology Security: NIST SP 800-82 Rev.3[EB/OL]. 2023. https://csrc.nist.gov/pubs/sp/800/82/r3/final.</w:t>
-      </w:r>
-    </w:p>
-    <w:p>
-      <w:pPr>
-        <w:pStyle w:val="ReferenceList"/>
-      </w:pPr>
-      <w:r>
-        <w:t xml:space="preserve">21. Automotive Industry Action Group. Control Plan 1st Edition[EB/OL]. https://www.aiag.org/training-and-resources/manuals/details/CP-1.</w:t>
-      </w:r>
-    </w:p>
-    <w:p>
-      <w:pPr>
-        <w:pStyle w:val="ReferenceList"/>
-      </w:pPr>
-      <w:r>
-        <w:t xml:space="preserve">22. Automotive Industry Action Group. AIAG &amp; VDA FMEA Handbook[EB/OL]. https://www.aiag.org/training-and-resources/manuals/details/FMEAAV-1.</w:t>
-      </w:r>
-    </w:p>
-    <w:p>
-      <w:pPr>
-        <w:pStyle w:val="ReferenceList"/>
-      </w:pPr>
-      <w:r>
-        <w:t xml:space="preserve">23. 飞书开放平台. 事件概述[EB/OL]. https://open.feishu.cn/document/server-docs/event-subscription-guide/overview?lang=zh-CN.</w:t>
-      </w:r>
-    </w:p>
-    <w:p>
-      <w:pPr>
-        <w:pStyle w:val="ReferenceList"/>
-      </w:pPr>
-      <w:r>
-        <w:t xml:space="preserve">24. 飞书开放平台. 多维表格记录变更事件[EB/OL]. https://open.feishu.cn/document/docs/bitable-v1/events/bitable_record_changed.</w:t>
+        <w:t xml:space="preserve">1. 赛力斯集团股份有限公司. 2025年年度报告[EB/OL]. 2026-03-31. https://vip.stock.finance.sina.com.cn/corp/view/vCB_AllBulletinDetail.php?id=12037655&amp;stockid=601127.</w:t>
+      </w:r>
+    </w:p>
+    <w:p>
+      <w:pPr>
+        <w:pStyle w:val="ReferenceList"/>
+      </w:pPr>
+      <w:r>
+        <w:t xml:space="preserve">2. 赛力斯集团股份有限公司. 2024年年度报告[EB/OL]. 2025-04-01. https://cdn-web.seres.cn/uploads/20250401/5cb4a1a9711d4df2daabb14d964625a0.pdf.</w:t>
+      </w:r>
+    </w:p>
+    <w:p>
+      <w:pPr>
+        <w:pStyle w:val="ReferenceList"/>
+      </w:pPr>
+      <w:r>
+        <w:t xml:space="preserve">3. 赛力斯集团股份有限公司. 2025年半年度报告[EB/OL]. 2025-09-02. https://cdn-web.seres.cn/uploads/20250902/16d86a4ef54310af944762148f4e9c3a.pdf.</w:t>
+      </w:r>
+    </w:p>
+    <w:p>
+      <w:pPr>
+        <w:pStyle w:val="ReferenceList"/>
+      </w:pPr>
+      <w:r>
+        <w:t xml:space="preserve">4. 赛力斯集团股份有限公司. 2024年环境、社会及管治报告[EB/OL]. 2025-04-01. https://cdn-web.seres.cn/uploads/20250401/527578cbe5eb235154a0b049fa778022.pdf.</w:t>
+      </w:r>
+    </w:p>
+    <w:p>
+      <w:pPr>
+        <w:pStyle w:val="ReferenceList"/>
+      </w:pPr>
+      <w:r>
+        <w:t xml:space="preserve">5. ISO. ISO 9001 explained: Quality management systems[EB/OL]. https://www.iso.org/home/insights-news/resources/iso-9001-explained.html.</w:t>
+      </w:r>
+    </w:p>
+    <w:p>
+      <w:pPr>
+        <w:pStyle w:val="ReferenceList"/>
+      </w:pPr>
+      <w:r>
+        <w:t xml:space="preserve">6. National Institute of Standards and Technology. Artificial Intelligence Risk Management Framework 1.0[R]. NIST AI 100-1, 2023. https://doi.org/10.6028/NIST.AI.100-1.</w:t>
+      </w:r>
+    </w:p>
+    <w:p>
+      <w:pPr>
+        <w:pStyle w:val="ReferenceList"/>
+      </w:pPr>
+      <w:r>
+        <w:t xml:space="preserve">7. Wehner C, Kertel M, Wewerka J, et al. Interactive and Intelligent Root Cause Analysis in Manufacturing with Causal Bayesian Networks and Knowledge Graphs[EB/OL]. arXiv:2402.00043, 2024. https://arxiv.org/abs/2402.00043.</w:t>
+      </w:r>
+    </w:p>
+    <w:p>
+      <w:pPr>
+        <w:pStyle w:val="ReferenceList"/>
+      </w:pPr>
+      <w:r>
+        <w:t xml:space="preserve">8. Chen J, Qian J, Zhang X, et al. Root-KGD: A Novel Framework for Root Cause Diagnosis Based on Knowledge Graph and Industrial Data[EB/OL]. arXiv:2406.13664, 2024. https://arxiv.org/abs/2406.13664.</w:t>
+      </w:r>
+    </w:p>
+    <w:p>
+      <w:pPr>
+        <w:pStyle w:val="ReferenceList"/>
+      </w:pPr>
+      <w:r>
+        <w:t xml:space="preserve">9. Knollmeyer S, Caymazer O, Grossmann D. Document GraphRAG: Knowledge Graph Enhanced Retrieval Augmented Generation for Document Question Answering Within the Manufacturing Domain[J]. Electronics, 2025, 14(11):2102. https://doi.org/10.3390/electronics14112102.</w:t>
+      </w:r>
+    </w:p>
+    <w:p>
+      <w:pPr>
+        <w:pStyle w:val="ReferenceList"/>
+      </w:pPr>
+      <w:r>
+        <w:t xml:space="preserve">10. Kurniawan K, Kropatschek S, Kiesling E, et al. ProQ-KG: Integrated Cyber-Physical Production System Knowledge Graph for Quality Issue Analysis[EB/OL]. 2025. https://papers.ssrn.com/sol3/papers.cfm?abstract_id=5273075.</w:t>
+      </w:r>
+    </w:p>
+    <w:p>
+      <w:pPr>
+        <w:pStyle w:val="ReferenceList"/>
+      </w:pPr>
+      <w:r>
+        <w:t xml:space="preserve">11. Xu Z, Dang Y. Data-driven causal knowledge graph construction for root cause analysis in quality problem solving[J]. International Journal of Production Research, 2023, 61(14):4693-4711. https://doi.org/10.1080/00207543.2022.2137597.</w:t>
+      </w:r>
+    </w:p>
+    <w:p>
+      <w:pPr>
+        <w:pStyle w:val="ReferenceList"/>
+      </w:pPr>
+      <w:r>
+        <w:t xml:space="preserve">12. 飞书开放平台. 多维表格概述[EB/OL]. https://open.feishu.cn/document/server-docs/docs/bitable-v1/bitable-overview?lang=zh-CN.</w:t>
+      </w:r>
+    </w:p>
+    <w:p>
+      <w:pPr>
+        <w:pStyle w:val="ReferenceList"/>
+      </w:pPr>
+      <w:r>
+        <w:t xml:space="preserve">13. 飞书开放平台. 任务v2概述[EB/OL]. https://open.feishu.cn/document/task-v2/overview.</w:t>
+      </w:r>
+    </w:p>
+    <w:p>
+      <w:pPr>
+        <w:pStyle w:val="ReferenceList"/>
+      </w:pPr>
+      <w:r>
+        <w:t xml:space="preserve">14. 飞书开放平台. 配置卡片交互[EB/OL]. https://open.feishu.cn/document/common-capabilities/message-card/add-card-interaction/interaction-module.</w:t>
+      </w:r>
+    </w:p>
+    <w:p>
+      <w:pPr>
+        <w:pStyle w:val="ReferenceList"/>
+      </w:pPr>
+      <w:r>
+        <w:t xml:space="preserve">15. 飞书开放平台. 文档OpenAPI概述[EB/OL]. https://open.feishu.cn/document/server-docs/docs/docs/docx-v1/docx-overview.</w:t>
+      </w:r>
+    </w:p>
+    <w:p>
+      <w:pPr>
+        <w:pStyle w:val="ReferenceList"/>
+      </w:pPr>
+      <w:r>
+        <w:t xml:space="preserve">16. Rehak J, Sommer A, Becker M, et al. Counterfactual Root Cause Analysis via Anomaly Detection and Causal Graphs[C]. IEEE INDIN, 2023. https://doi.org/10.1109/INDIN51400.2023.10218245.</w:t>
+      </w:r>
+    </w:p>
+    <w:p>
+      <w:pPr>
+        <w:pStyle w:val="ReferenceList"/>
+      </w:pPr>
+      <w:r>
+        <w:t xml:space="preserve">17. Rehak J, Youssef S, Beyerer J. Root cause analysis using anomaly detection and temporal informed causal graphs[C]. ML4CPS, 2024. https://doi.org/10.24406/publica-3069.</w:t>
+      </w:r>
+    </w:p>
+    <w:p>
+      <w:pPr>
+        <w:pStyle w:val="ReferenceList"/>
+      </w:pPr>
+      <w:r>
+        <w:t xml:space="preserve">18. Kropatschek S, et al. Retrieval-Augmented Generation using Knowledge Graphs for Manufacturing Problem-Solving[C]. 2025. https://publica.fraunhofer.de/entities/publication/3ec641f3-33db-472b-8414-a1bb9e246a10.</w:t>
+      </w:r>
+    </w:p>
+    <w:p>
+      <w:pPr>
+        <w:pStyle w:val="ReferenceList"/>
+      </w:pPr>
+      <w:r>
+        <w:t xml:space="preserve">19. ISO. ISO 23247-2:2021 Automation systems and integration - Digital twin framework for manufacturing - Part 2: Reference architecture[EB/OL]. https://www.iso.org/standard/78743.html.</w:t>
+      </w:r>
+    </w:p>
+    <w:p>
+      <w:pPr>
+        <w:pStyle w:val="ReferenceList"/>
+      </w:pPr>
+      <w:r>
+        <w:t xml:space="preserve">20. OPC Foundation. OPC Unified Architecture - Common Object Model: ISA-95[EB/OL]. https://reference.opcfoundation.org/specs/OPC-10030/4.1.</w:t>
+      </w:r>
+    </w:p>
+    <w:p>
+      <w:pPr>
+        <w:pStyle w:val="ReferenceList"/>
+      </w:pPr>
+      <w:r>
+        <w:t xml:space="preserve">21. National Institute of Standards and Technology. Guide to Operational Technology Security: NIST SP 800-82 Rev.3[EB/OL]. 2023. https://csrc.nist.gov/pubs/sp/800/82/r3/final.</w:t>
+      </w:r>
+    </w:p>
+    <w:p>
+      <w:pPr>
+        <w:pStyle w:val="ReferenceList"/>
+      </w:pPr>
+      <w:r>
+        <w:t xml:space="preserve">22. Automotive Industry Action Group. Control Plan 1st Edition[EB/OL]. https://www.aiag.org/training-and-resources/manuals/details/CP-1.</w:t>
+      </w:r>
+    </w:p>
+    <w:p>
+      <w:pPr>
+        <w:pStyle w:val="ReferenceList"/>
+      </w:pPr>
+      <w:r>
+        <w:t xml:space="preserve">23. Automotive Industry Action Group. AIAG &amp; VDA FMEA Handbook[EB/OL]. https://www.aiag.org/training-and-resources/manuals/details/FMEAAV-1.</w:t>
+      </w:r>
+    </w:p>
+    <w:p>
+      <w:pPr>
+        <w:pStyle w:val="ReferenceList"/>
+      </w:pPr>
+      <w:r>
+        <w:t xml:space="preserve">24. 飞书开放平台. 事件概述[EB/OL]. https://open.feishu.cn/document/server-docs/event-subscription-guide/overview?lang=zh-CN.</w:t>
+      </w:r>
+    </w:p>
+    <w:p>
+      <w:pPr>
+        <w:pStyle w:val="ReferenceList"/>
+      </w:pPr>
+      <w:r>
+        <w:t xml:space="preserve">25. 飞书开放平台. 多维表格记录变更事件[EB/OL]. https://open.feishu.cn/document/docs/bitable-v1/events/bitable_record_changed.</w:t>
+      </w:r>
+    </w:p>
+    <w:p>
+      <w:pPr>
+        <w:pStyle w:val="ReferenceList"/>
+      </w:pPr>
+      <w:r>
+        <w:t xml:space="preserve">26. 飞书开放平台. 获取多维表格自动化工作流[EB/OL]. https://open.feishu.cn/document/docs/bitable-v1/app-workflow/list?lang=zh-CN.</w:t>
       </w:r>
     </w:p>
     <w:p>

--- a/提交材料/04_参考文献与数据依据.docx
+++ b/提交材料/04_参考文献与数据依据.docx
@@ -219,7 +219,33 @@
         <w:pStyle w:val="BodyText"/>
       </w:pPr>
       <w:r>
-        <w:t xml:space="preserve">上述资料表明，赛力斯已有高质量数据采集与追溯基础。本方案不重复建设数据看板，而是补齐从异常信号到证据推理、责任任务、关闭验证和知识回写的主动质量风险层。</w:t>
+        <w:t xml:space="preserve">上述资料表明，赛力斯已形成数据采集与追溯基础，但跨系统标识、字段完整性和知识关联覆盖仍不均衡。本方案不重复建设数据看板，重点补齐异常信号、证据推理、责任任务、关闭验证和知识回写之间的主动风险层。</w:t>
+      </w:r>
+    </w:p>
+    <w:p>
+      <w:r>
+        <w:t xml:space="preserve"/>
+      </w:r>
+    </w:p>
+    <w:p>
+      <w:pPr>
+        <w:pStyle w:val="BodyText"/>
+      </w:pPr>
+      <w:r>
+        <w:t xml:space="preserve">赛事最新提供的《赛力斯设备质量风险AI数字员工_业务场景参考材料》明确了现有设备数字化管理主流程、参与角色、系统基础和跨系统协同难点；《赛力斯设备场景闭环脱敏数据包》提供设备类型、设备实例、设备功能、故障模式和维修工单五类结构化对象。本方案对原始文件只读分析，公开仓库仅保存聚合指标与脱敏案例，不发布原始文件。</w:t>
+      </w:r>
+    </w:p>
+    <w:p>
+      <w:r>
+        <w:t xml:space="preserve"/>
+      </w:r>
+    </w:p>
+    <w:p>
+      <w:pPr>
+        <w:pStyle w:val="BodyText"/>
+      </w:pPr>
+      <w:r>
+        <w:t xml:space="preserve">数据包统计结果为：625类设备、9673台实例、336项功能、1287条故障模式、406张工单；设备实例—类型覆盖率100%，在406张工单中，工单—设备关联率94.33%、工单—故障模式关联率17.49%、类型一致完整结构链15.27%。这些结果用于定义“闭而未解”知识债问题，不代表企业全部生产数据质量，也不外推为实际收益。</w:t>
       </w:r>
     </w:p>
     <w:p>
@@ -557,16 +583,32 @@
       </w:r>
     </w:p>
     <w:p>
-      <w:r>
-        <w:t xml:space="preserve"/>
-      </w:r>
-    </w:p>
-    <w:p>
-      <w:pPr>
-        <w:pStyle w:val="BodyText"/>
-      </w:pPr>
-      <w:r>
-        <w:t xml:space="preserve">结构化参考目录保存在`data/reference_catalog.json`，每条来源标注其在方案中的使用位置。企业公开数字只作为场景依据，仿真参数不声称来自赛力斯真实产线。</w:t>
+      <w:pPr>
+        <w:pStyle w:val="ReferenceList"/>
+      </w:pPr>
+      <w:r>
+        <w:t xml:space="preserve">27. 赛力斯集团. 赛力斯设备质量风险AI数字员工_业务场景参考材料[Z]. 赛事提供内部参考材料, 2026.</w:t>
+      </w:r>
+    </w:p>
+    <w:p>
+      <w:pPr>
+        <w:pStyle w:val="ReferenceList"/>
+      </w:pPr>
+      <w:r>
+        <w:t xml:space="preserve">28. 赛力斯集团. 赛力斯设备场景闭环脱敏数据包[DB]. 赛事提供脱敏数据, 2026.</w:t>
+      </w:r>
+    </w:p>
+    <w:p>
+      <w:r>
+        <w:t xml:space="preserve"/>
+      </w:r>
+    </w:p>
+    <w:p>
+      <w:pPr>
+        <w:pStyle w:val="BodyText"/>
+      </w:pPr>
+      <w:r>
+        <w:t xml:space="preserve">结构化参考目录保存在`data/reference_catalog.json`，每条来源标注其在方案中的使用位置。企业公开资料、赛事业务材料、赛事脱敏数据、工程仿真和试点目标在作品中分层表述；仿真参数不声称来自赛力斯真实产线。</w:t>
       </w:r>
     </w:p>
     <w:sectPr>

--- a/提交材料/04_参考文献与数据依据.docx
+++ b/提交材料/04_参考文献与数据依据.docx
@@ -259,20 +259,20 @@
         <w:keepNext/>
       </w:pPr>
       <w:r>
-        <w:t xml:space="preserve">二、技术研究依据</w:t>
-      </w:r>
-    </w:p>
-    <w:p>
-      <w:r>
-        <w:t xml:space="preserve"/>
-      </w:r>
-    </w:p>
-    <w:p>
-      <w:pPr>
-        <w:pStyle w:val="BodyText"/>
-      </w:pPr>
-      <w:r>
-        <w:t xml:space="preserve">Wehner等针对电动车制造根因分析提出知识图谱、因果贝叶斯网络和专家反馈结合的方法，说明专家知识能缩小因果搜索空间并减少伪因果。Root-KGD将工业数据特征与设备、物流等实体结合，用知识图谱定位根因并提供物理实体解释。Fraunhofer研究进一步将异常检测、时间有效因果图和反事实干预组合，使候选根因具有可验证、可证伪路径。制造问题求解GraphRAG研究把在线异常检测、FMEA贝叶斯网络、历史8D图谱和混合检索串联，为本方案的“发现—推理—行动”提供技术依据。Document GraphRAG和ProQ-KG分别支撑制造文档结构检索及产品—过程—资源—FMEA统一建模。</w:t>
+        <w:t xml:space="preserve">二、公开数据验证边界</w:t>
+      </w:r>
+    </w:p>
+    <w:p>
+      <w:r>
+        <w:t xml:space="preserve"/>
+      </w:r>
+    </w:p>
+    <w:p>
+      <w:pPr>
+        <w:pStyle w:val="BodyText"/>
+      </w:pPr>
+      <w:r>
+        <w:t xml:space="preserve">为避免把工程仿真误写成现场收益，本作品另设公开数据验证层。UCI Machine Learning Repository 的 SECOM 数据集来自半导体制造过程，包含1567条样本、591个匿名特征、时间戳、合格/不合格标签和缺失值。它适合验证缺失值治理、异常筛选、风险排序、数据契约和任务编排的通用机制；匿名特征不映射为赛力斯的扭矩、焊接电流或模温，也不用于证明赛力斯真实设备根因、维修措施、VIN影响范围、复机授权或现场收益。仓库保存`data/public_benchmark_profile.json`作为来源、字段映射和复现要求卡片，不提交原始数据，不虚构尚未运行的分类指标。</w:t>
       </w:r>
     </w:p>
     <w:p>
@@ -286,46 +286,20 @@
         <w:keepNext/>
       </w:pPr>
       <w:r>
-        <w:t xml:space="preserve">三、质量管理与可信AI依据</w:t>
-      </w:r>
-    </w:p>
-    <w:p>
-      <w:r>
-        <w:t xml:space="preserve"/>
-      </w:r>
-    </w:p>
-    <w:p>
-      <w:pPr>
-        <w:pStyle w:val="BodyText"/>
-      </w:pPr>
-      <w:r>
-        <w:t xml:space="preserve">ISO 9001强调过程方法、风险思维、监视测量、形成文件的信息和持续改进。本方案据此把每次异常组织为包含风险、措施、验证、责任和回写的闭环。NIST AI RMF要求明确人机角色、监督机制、文档和审计，本方案据此设置P1人工确认、低置信降级、数据缺失停派和全链路审计。</w:t>
-      </w:r>
-    </w:p>
-    <w:p>
-      <w:r>
-        <w:t xml:space="preserve"/>
-      </w:r>
-    </w:p>
-    <w:p>
-      <w:pPr>
-        <w:pStyle w:val="BodyText"/>
-      </w:pPr>
-      <w:r>
-        <w:t xml:space="preserve">ISO 23247-2从制造域实体和功能实体两个视角规定数字孪生参考架构，为设备、过程、产品和应用分层建模提供依据。OPC UA for ISA-95为设备、物料、人员及企业/控制系统信息交换提供统一语义。本方案据此定义OT现场、边缘、事件、知识、Agent和协同层，并固定阻断数字员工到PLC的控制写入路径。</w:t>
-      </w:r>
-    </w:p>
-    <w:p>
-      <w:r>
-        <w:t xml:space="preserve"/>
-      </w:r>
-    </w:p>
-    <w:p>
-      <w:pPr>
-        <w:pStyle w:val="BodyText"/>
-      </w:pPr>
-      <w:r>
-        <w:t xml:space="preserve">NIST SP 800-82 Rev.3强调OT环境的可用性、安全性、网络分区、访问控制、监测与恢复。本方案据此设置OT控制区、边缘区、工业DMZ和IT应用区，只读采集、身份与序列号、数据质量隔离、模式权限、Outbox补偿和恢复演练。AIAG Control Plan与AIAG-VDA FMEA为过程功能、失效后果、失效模式、失效原因、预防/探测控制、行动优先级、反应计划和有效性验证提供汽车质量语义依据。</w:t>
+        <w:t xml:space="preserve">二、技术研究依据</w:t>
+      </w:r>
+    </w:p>
+    <w:p>
+      <w:r>
+        <w:t xml:space="preserve"/>
+      </w:r>
+    </w:p>
+    <w:p>
+      <w:pPr>
+        <w:pStyle w:val="BodyText"/>
+      </w:pPr>
+      <w:r>
+        <w:t xml:space="preserve">Wehner等针对电动车制造根因分析提出知识图谱、因果贝叶斯网络和专家反馈结合的方法，说明专家知识能缩小因果搜索空间并减少伪因果。Root-KGD将工业数据特征与设备、物流等实体结合，用知识图谱定位根因并提供物理实体解释。Fraunhofer研究进一步将异常检测、时间有效因果图和反事实干预组合，使候选根因具有可验证、可证伪路径。制造问题求解GraphRAG研究把在线异常检测、FMEA贝叶斯网络、历史8D图谱和混合检索串联，为本方案的“发现—推理—行动”提供技术依据。Document GraphRAG和ProQ-KG分别支撑制造文档结构检索及产品—过程—资源—FMEA统一建模。</w:t>
       </w:r>
     </w:p>
     <w:p>
@@ -339,20 +313,46 @@
         <w:keepNext/>
       </w:pPr>
       <w:r>
-        <w:t xml:space="preserve">四、飞书能力依据</w:t>
-      </w:r>
-    </w:p>
-    <w:p>
-      <w:r>
-        <w:t xml:space="preserve"/>
-      </w:r>
-    </w:p>
-    <w:p>
-      <w:pPr>
-        <w:pStyle w:val="BodyText"/>
-      </w:pPr>
-      <w:r>
-        <w:t xml:space="preserve">飞书开放平台多维表格支持表、字段、记录、视图、仪表盘、角色权限和自动化流程；任务v2支持负责人、关注人、子任务、评论、附件和幂等调用；消息卡片支持按钮、选择器和回传交互；文档OpenAPI支持创建和编辑结构化文档；任务与消息事件支持状态监听。由此形成“Base台账—卡片通知—任务执行—文档复盘—事件回写”的执行织网。</w:t>
+        <w:t xml:space="preserve">三、质量管理与可信AI依据</w:t>
+      </w:r>
+    </w:p>
+    <w:p>
+      <w:r>
+        <w:t xml:space="preserve"/>
+      </w:r>
+    </w:p>
+    <w:p>
+      <w:pPr>
+        <w:pStyle w:val="BodyText"/>
+      </w:pPr>
+      <w:r>
+        <w:t xml:space="preserve">ISO 9001强调过程方法、风险思维、监视测量、形成文件的信息和持续改进。本方案据此把每次异常组织为包含风险、措施、验证、责任和回写的闭环。NIST AI RMF要求明确人机角色、监督机制、文档和审计，本方案据此设置P1人工确认、低置信降级、数据缺失停派和全链路审计。</w:t>
+      </w:r>
+    </w:p>
+    <w:p>
+      <w:r>
+        <w:t xml:space="preserve"/>
+      </w:r>
+    </w:p>
+    <w:p>
+      <w:pPr>
+        <w:pStyle w:val="BodyText"/>
+      </w:pPr>
+      <w:r>
+        <w:t xml:space="preserve">ISO 23247-2从制造域实体和功能实体两个视角规定数字孪生参考架构，为设备、过程、产品和应用分层建模提供依据。OPC UA for ISA-95为设备、物料、人员及企业/控制系统信息交换提供统一语义。本方案据此定义OT现场、边缘、事件、知识、Agent和协同层，并固定阻断数字员工到PLC的控制写入路径。</w:t>
+      </w:r>
+    </w:p>
+    <w:p>
+      <w:r>
+        <w:t xml:space="preserve"/>
+      </w:r>
+    </w:p>
+    <w:p>
+      <w:pPr>
+        <w:pStyle w:val="BodyText"/>
+      </w:pPr>
+      <w:r>
+        <w:t xml:space="preserve">NIST SP 800-82 Rev.3强调OT环境的可用性、安全性、网络分区、访问控制、监测与恢复。本方案据此设置OT控制区、边缘区、工业DMZ和IT应用区，只读采集、身份与序列号、数据质量隔离、模式权限、Outbox补偿和恢复演练。AIAG Control Plan与AIAG-VDA FMEA为过程功能、失效后果、失效模式、失效原因、预防/探测控制、行动优先级、反应计划和有效性验证提供汽车质量语义依据。</w:t>
       </w:r>
     </w:p>
     <w:p>
@@ -366,6 +366,33 @@
         <w:keepNext/>
       </w:pPr>
       <w:r>
+        <w:t xml:space="preserve">四、飞书能力依据</w:t>
+      </w:r>
+    </w:p>
+    <w:p>
+      <w:r>
+        <w:t xml:space="preserve"/>
+      </w:r>
+    </w:p>
+    <w:p>
+      <w:pPr>
+        <w:pStyle w:val="BodyText"/>
+      </w:pPr>
+      <w:r>
+        <w:t xml:space="preserve">飞书开放平台多维表格支持表、字段、记录、视图、仪表盘、角色权限和自动化流程；任务v2支持负责人、关注人、子任务、评论、附件和幂等调用；消息卡片支持按钮、选择器和回传交互；文档OpenAPI支持创建和编辑结构化文档；任务与消息事件支持状态监听。由此形成“Base台账—卡片通知—任务执行—文档复盘—事件回写”的执行织网。</w:t>
+      </w:r>
+    </w:p>
+    <w:p>
+      <w:r>
+        <w:t xml:space="preserve"/>
+      </w:r>
+    </w:p>
+    <w:p>
+      <w:pPr>
+        <w:pStyle w:val="Heading1"/>
+        <w:keepNext/>
+      </w:pPr>
+      <w:r>
         <w:t xml:space="preserve">五、参考文献</w:t>
       </w:r>
     </w:p>
@@ -596,6 +623,14 @@
       </w:pPr>
       <w:r>
         <w:t xml:space="preserve">28. 赛力斯集团. 赛力斯设备场景闭环脱敏数据包[DB]. 赛事提供脱敏数据, 2026.</w:t>
+      </w:r>
+    </w:p>
+    <w:p>
+      <w:pPr>
+        <w:pStyle w:val="ReferenceList"/>
+      </w:pPr>
+      <w:r>
+        <w:t xml:space="preserve">29. McCann M, Johnston A. SECOM[DB/OL]. UCI Machine Learning Repository, 2008. DOI:10.24432/C54305. https://archive.ics.uci.edu/dataset/179/secom.</w:t>
       </w:r>
     </w:p>
     <w:p>
